--- a/Streams/ReadableStreamBYOBReader/index.docx
+++ b/Streams/ReadableStreamBYOBReader/index.docx
@@ -7,27 +7,19 @@
         <w:pStyle w:val="1"/>
       </w:pPr>
       <w:r>
-        <w:rPr>
-          <w:rFonts w:hint="eastAsia"/>
-        </w:rPr>
-        <w:t>API中的接口</w:t>
-      </w:r>
-      <w:r>
-        <w:rPr>
-          <w:rFonts w:hint="eastAsia"/>
-        </w:rPr>
-        <w:t>名称</w:t>
-      </w:r>
-    </w:p>
-    <w:p>
-      <w:pPr>
-        <w:pStyle w:val="2"/>
-      </w:pPr>
-      <w:r>
-        <w:rPr>
-          <w:rFonts w:hint="eastAsia"/>
-        </w:rPr>
-        <w:t>介绍</w:t>
+        <w:fldChar w:fldCharType="begin"/>
+      </w:r>
+      <w:r>
+        <w:instrText>HYPERLINK "https://developer.mozilla.org/en-US/docs/Web/API/ReadableStreamBYOBReader"</w:instrText>
+      </w:r>
+      <w:r>
+        <w:fldChar w:fldCharType="separate"/>
+      </w:r>
+      <w:r>
+        <w:t>ReadableStreamBYOBReader</w:t>
+      </w:r>
+      <w:r>
+        <w:fldChar w:fldCharType="end"/>
       </w:r>
     </w:p>
     <w:p>
@@ -36,7 +28,20 @@
           <w:rPr>
             <w:rStyle w:val="a7"/>
           </w:rPr>
-          <w:t>StreamsAPI</w:t>
+          <w:t>Streams</w:t>
+        </w:r>
+        <w:r>
+          <w:rPr>
+            <w:rStyle w:val="a7"/>
+            <w:rFonts w:hint="eastAsia"/>
+          </w:rPr>
+          <w:t xml:space="preserve"> </w:t>
+        </w:r>
+        <w:r>
+          <w:rPr>
+            <w:rStyle w:val="a7"/>
+          </w:rPr>
+          <w:t>API</w:t>
         </w:r>
       </w:hyperlink>
       <w:r>
@@ -58,17 +63,33 @@
       <w:r>
         <w:t>的接口定义了一个</w:t>
       </w:r>
-      <w:hyperlink r:id="rId8" w:history="1">
-        <w:r>
-          <w:rPr>
-            <w:rStyle w:val="HTML1"/>
-            <w:rFonts w:ascii="Times New Roman" w:hAnsi="Times New Roman" w:cs="Times New Roman"/>
-            <w:color w:val="0000FF"/>
-            <w:u w:val="single"/>
-          </w:rPr>
-          <w:t>ReadableStream</w:t>
-        </w:r>
-      </w:hyperlink>
+      <w:r>
+        <w:fldChar w:fldCharType="begin"/>
+      </w:r>
+      <w:r>
+        <w:instrText>HYPERLINK "https://developer.mozilla.org/en-US/docs/Web/API/ReadableStream"</w:instrText>
+      </w:r>
+      <w:r>
+        <w:fldChar w:fldCharType="separate"/>
+      </w:r>
+      <w:r>
+        <w:rPr>
+          <w:rStyle w:val="HTML1"/>
+          <w:rFonts w:ascii="Times New Roman" w:hAnsi="Times New Roman" w:cs="Times New Roman"/>
+          <w:color w:val="0000FF"/>
+          <w:u w:val="single"/>
+        </w:rPr>
+        <w:t>ReadableStream</w:t>
+      </w:r>
+      <w:r>
+        <w:rPr>
+          <w:rStyle w:val="HTML1"/>
+          <w:rFonts w:ascii="Times New Roman" w:hAnsi="Times New Roman" w:cs="Times New Roman"/>
+          <w:color w:val="0000FF"/>
+          <w:u w:val="single"/>
+        </w:rPr>
+        <w:fldChar w:fldCharType="end"/>
+      </w:r>
       <w:r>
         <w:t>支持从底层字节源进行零拷贝读取的读取器。它用于从底层源进行高效复制，其中数据作为</w:t>
       </w:r>
@@ -171,7 +192,7 @@
       <w:r>
         <w:t>使用这种读取器，</w:t>
       </w:r>
-      <w:hyperlink r:id="rId9" w:anchor="readablestreambyobreader.read" w:history="1">
+      <w:hyperlink r:id="rId8" w:anchor="readablestreambyobreader.read" w:history="1">
         <w:r>
           <w:rPr>
             <w:rStyle w:val="HTML1"/>
@@ -274,7 +295,7 @@
       </w:r>
     </w:p>
     <w:p>
-      <w:hyperlink r:id="rId10" w:tooltip="ReadableStreamBYOBReader()" w:history="1">
+      <w:hyperlink r:id="rId9" w:tooltip="ReadableStreamBYOBReader()" w:history="1">
         <w:proofErr w:type="gramStart"/>
         <w:r>
           <w:rPr>
@@ -298,11 +319,6 @@
       </w:hyperlink>
     </w:p>
     <w:p>
-      <w:pPr>
-        <w:rPr>
-          <w:rFonts w:hint="eastAsia"/>
-        </w:rPr>
-      </w:pPr>
       <w:r>
         <w:t>创建并返回一个</w:t>
       </w:r>
@@ -331,7 +347,7 @@
       </w:r>
     </w:p>
     <w:p>
-      <w:hyperlink r:id="rId11" w:history="1">
+      <w:hyperlink r:id="rId10" w:history="1">
         <w:r>
           <w:rPr>
             <w:rStyle w:val="HTML1"/>
@@ -350,15 +366,10 @@
       </w:r>
     </w:p>
     <w:p>
-      <w:pPr>
-        <w:rPr>
-          <w:rFonts w:hint="eastAsia"/>
-        </w:rPr>
-      </w:pPr>
       <w:r>
         <w:t>返回</w:t>
       </w:r>
-      <w:hyperlink r:id="rId12" w:history="1">
+      <w:hyperlink r:id="rId11" w:history="1">
         <w:r>
           <w:rPr>
             <w:rStyle w:val="HTML1"/>
@@ -395,12 +406,11 @@
         <w:rPr>
           <w:rFonts w:hint="eastAsia"/>
         </w:rPr>
-        <w:lastRenderedPageBreak/>
         <w:t>实例方法</w:t>
       </w:r>
     </w:p>
     <w:p>
-      <w:hyperlink r:id="rId13" w:history="1">
+      <w:hyperlink r:id="rId12" w:history="1">
         <w:r>
           <w:rPr>
             <w:rStyle w:val="HTML1"/>
@@ -416,7 +426,7 @@
       <w:r>
         <w:t>返回一个</w:t>
       </w:r>
-      <w:hyperlink r:id="rId14" w:history="1">
+      <w:hyperlink r:id="rId13" w:history="1">
         <w:r>
           <w:rPr>
             <w:rStyle w:val="HTML1"/>
@@ -450,7 +460,7 @@
       </w:r>
     </w:p>
     <w:p>
-      <w:hyperlink r:id="rId15" w:history="1">
+      <w:hyperlink r:id="rId14" w:history="1">
         <w:r>
           <w:rPr>
             <w:rStyle w:val="HTML1"/>
@@ -466,7 +476,7 @@
       <w:r>
         <w:t>传递一个必须写入数据的视图，并返回一个</w:t>
       </w:r>
-      <w:hyperlink r:id="rId16" w:history="1">
+      <w:hyperlink r:id="rId15" w:history="1">
         <w:r>
           <w:rPr>
             <w:rStyle w:val="HTML1"/>
@@ -482,7 +492,7 @@
       </w:r>
     </w:p>
     <w:p>
-      <w:hyperlink r:id="rId17" w:history="1">
+      <w:hyperlink r:id="rId16" w:history="1">
         <w:r>
           <w:rPr>
             <w:rStyle w:val="HTML1"/>
@@ -495,24 +505,22 @@
       </w:hyperlink>
     </w:p>
     <w:p>
-      <w:r>
-        <w:t>释放读者对流的锁定。</w:t>
-      </w:r>
-    </w:p>
-    <w:p>
       <w:pPr>
         <w:rPr>
           <w:rFonts w:hint="eastAsia"/>
         </w:rPr>
       </w:pPr>
+      <w:r>
+        <w:t>释放读者对流的锁定。</w:t>
+      </w:r>
     </w:p>
     <w:sectPr>
-      <w:headerReference w:type="even" r:id="rId18"/>
-      <w:headerReference w:type="default" r:id="rId19"/>
-      <w:footerReference w:type="even" r:id="rId20"/>
-      <w:footerReference w:type="default" r:id="rId21"/>
-      <w:headerReference w:type="first" r:id="rId22"/>
-      <w:footerReference w:type="first" r:id="rId23"/>
+      <w:headerReference w:type="even" r:id="rId17"/>
+      <w:headerReference w:type="default" r:id="rId18"/>
+      <w:footerReference w:type="even" r:id="rId19"/>
+      <w:footerReference w:type="default" r:id="rId20"/>
+      <w:headerReference w:type="first" r:id="rId21"/>
+      <w:footerReference w:type="first" r:id="rId22"/>
       <w:pgSz w:w="11906" w:h="16838"/>
       <w:pgMar w:top="1440" w:right="1800" w:bottom="1440" w:left="1800" w:header="720" w:footer="720" w:gutter="0"/>
       <w:pgNumType w:start="1"/>
@@ -627,6 +635,7 @@
         <w:docPartUnique/>
       </w:docPartObj>
     </w:sdtPr>
+    <w:sdtEndPr/>
     <w:sdtContent>
       <w:p>
         <w:pPr>
@@ -2377,7 +2386,6 @@
   <w:style w:type="character" w:default="1" w:styleId="a0">
     <w:name w:val="Default Paragraph Font"/>
     <w:uiPriority w:val="1"/>
-    <w:semiHidden/>
     <w:unhideWhenUsed/>
   </w:style>
   <w:style w:type="table" w:default="1" w:styleId="a1">
